--- a/docs/publication/submissions/jlp_revision_2026-05-08/RESPONSE_TO_REVIEWERS_KO_v2.docx
+++ b/docs/publication/submissions/jlp_revision_2026-05-08/RESPONSE_TO_REVIEWERS_KO_v2.docx
@@ -358,7 +358,7 @@
         <w:t xml:space="preserve"> </w:t>
       </w:r>
       <w:r>
-        <w:t xml:space="preserve">Reviewer 2의 의견에 따라 약어(Acronyms) 표와 핵심 정의(Key Definitions) 절을 추가하였고, 명시적인 의무적(Mandatory) 대 권고적(Guidance) 규제 분류 라벨(§4.3, Table 5), FFS 대 EPC 소절(§7.4), Reviewer 2께서 그대로 요청하신 방법 비교 표(§7.2 Table 8), §6.4 Case 3에 한국어+영어 원문 그대로의 제256조, 그리고 Recall@3/Recall@5에서 통계적 검정력의 한계를 숨기지 않고 드러내는 §6.6의 민감도 분석 단락을 추가하였습니다. 이 모든 사항은 정본 개정판</w:t>
+        <w:t xml:space="preserve">Reviewer 2의 의견에 따라 약어(Acronyms) 표와 핵심 정의(Key Definitions) 절을 추가하였고, 명시적인 의무적(Mandatory) 대 권고적(Guidance) 규제 분류 라벨(§4.3, Table 5), FFS 대 EPC 소절(§7.4), Reviewer 2께서 그대로 요청하신 방법 비교 표(§7.2 Table 8), §6.4 Case 3에 제256조 verbatim 한국어 원문과 영어 working translation 병기, 그리고 Recall@3/Recall@5에서 통계적 검정력의 한계를 숨기지 않고 드러내는 §6.6의 민감도 분석 단락을 추가하였습니다. 이 모든 사항은 정본 개정판</w:t>
       </w:r>
       <w:r>
         <w:t xml:space="preserve"> </w:t>
@@ -1867,7 +1867,7 @@
         <w:t xml:space="preserve"> </w:t>
       </w:r>
       <w:r>
-        <w:t xml:space="preserve">5개의 도표가 추가되었습니다: Figure 1(시스템 아키텍처), Figure 2(RAG 워크플로우), Figure 3(학제 간 결합 로직), Figure 4(절제 60-시나리오 차단 카운트 검증기 OFF vs ON), Figure 5(규제 대상 그룹별 Recall@K 및 MRR@10, Plain vs Enhanced). 5개 모두</w:t>
+        <w:t xml:space="preserve">5개의 도표가 추가되었습니다: Figure 1(시스템 아키텍처), Figure 2(RAG 워크플로우), Figure 3(학제 간 결합 로직), Figure 4(절제 60-시나리오 차단 카운트 검증기 OFF vs ON), Figure 5(규제 대상 그룹별 Recall 및 MRR, Plain vs Enhanced). 5개 모두</w:t>
       </w:r>
       <w:r>
         <w:t xml:space="preserve"> </w:t>
@@ -2666,7 +2666,7 @@
         <w:t xml:space="preserve">“Article 256”</w:t>
       </w:r>
       <w:r>
-        <w:t xml:space="preserve">을 포함한 쿼리에 대해 제256조를 검색하였다고 시스템에 벌점을 부과하는 것은 작동하는 검색기에 벌점을 부과하는 것에 해당합니다. §6.7의 음성 사례 논의는 (i)에 관한 것이며, (ii)의 프로브는 (i)에 대한 반박이 아니라 정직한 공개를 위해 동일 근거 파일에 보고됩니다. 개정 원고 §6.7에는 (i)/(ii) 구분을 원고 자체에 명시화하기 위한 각주가 카메라 레디(camera-ready) 단계에서 추가될 예정입니다.</w:t>
+        <w:t xml:space="preserve">을 포함한 쿼리에 대해 제256조를 검색하였다고 시스템에 벌점을 부과하는 것은 작동하는 검색기에 벌점을 부과하는 것에 해당합니다. §6.7의 음성 사례 논의는 (i)에 관한 것이며, (ii)의 프로브는 (i)에 대한 반박이 아니라 정직한 공개를 위해 동일 근거 파일에 보고됩니다. (i)/(ii) 구분은 이제 개정 원고 §6.7에 명시적으로 기술되어 있습니다.</w:t>
       </w:r>
     </w:p>
     <w:p>
@@ -2684,7 +2684,16 @@
         <w:t xml:space="preserve"> </w:t>
       </w:r>
       <w:r>
-        <w:t xml:space="preserve">R1.1에서 언급한 바와 같이 출판된 KOSHA-인지 다학제 시스템은 존재하지 않습니다. 따라서 우리는 산업 베이스라인 + 내부 절제 쌍(§6.6)을 비교 축으로 사용하고, 제3자 정면 비교의 부재를 한계로 인정합니다(§8 Limitation 5). 또한 향후 작업(§8)에서 동일 플랜트 패키지에 대한 독립적 KOSHA PSM 감사관의 발견 사항과 시스템이 플래그한 규제 의무를 비교하는 전향적(prospective) 연구를 약속합니다.</w:t>
+        <w:t xml:space="preserve">R1.1에서 언급한 바와 같이 출판된 KOSHA-인지 다학제 시스템은 존재하지 않습니다. 따라서 우리는 산업 베이스라인 + 내부 절제 쌍(§6.6)을 비교 축으로 사용하고, 제3자 정면 비교의 부재를 한계로 인정합니다(§8 Limitation 5:</w:t>
+      </w:r>
+      <w:r>
+        <w:t xml:space="preserve"> </w:t>
+      </w:r>
+      <w:r>
+        <w:t xml:space="preserve">“Comparison scope”</w:t>
+      </w:r>
+      <w:r>
+        <w:t xml:space="preserve">). 또한 §8 Future research directions의 항목 (5)에서 동일 플랜트 패키지에 대한 독립적 KOSHA PSM 감사관의 발견 사항과 시스템이 플래그한 규제 의무를 비교하는 전향적(prospective) 연구를 약속합니다.</w:t>
       </w:r>
     </w:p>
     <w:p>
@@ -3733,7 +3742,7 @@
         <w:t xml:space="preserve">PAPER_JLP_REVISED_v3.md</w:t>
       </w:r>
       <w:r>
-        <w:t xml:space="preserve">의 §4.3 (Mandatory vs Guidance), §4.4 (표준 EPC 워크플로우가 이를 다루지 않는 이유), §6.4 Case 3 한국어+영어 원문 그대로의 제256조, Table 5 (KOSHA 인용 품질 및 규제 분류).</w:t>
+        <w:t xml:space="preserve">의 §4.3 (Mandatory vs Guidance), §4.4 (표준 EPC 워크플로우가 이를 다루지 않는 이유), §6.4 Case 3 제256조 verbatim 한국어 원문과 영어 working translation 병기, Table 5 (KOSHA 인용 품질 및 규제 분류).</w:t>
       </w:r>
     </w:p>
     <w:bookmarkEnd w:id="16"/>

--- a/docs/publication/submissions/jlp_revision_2026-05-08/RESPONSE_TO_REVIEWERS_KO_v2.docx
+++ b/docs/publication/submissions/jlp_revision_2026-05-08/RESPONSE_TO_REVIEWERS_KO_v2.docx
@@ -1814,6 +1814,36 @@
         <w:t xml:space="preserve">의 §6.1 Table 2 + §6.3 + §6.5 Table 6b.</w:t>
       </w:r>
     </w:p>
+    <w:p>
+      <w:pPr>
+        <w:pStyle w:val="BodyText"/>
+      </w:pPr>
+      <w:r>
+        <w:rPr>
+          <w:i/>
+          <w:iCs/>
+        </w:rPr>
+        <w:t xml:space="preserve">후기 보강 (개정 이후):</w:t>
+      </w:r>
+      <w:r>
+        <w:t xml:space="preserve"> </w:t>
+      </w:r>
+      <w:r>
+        <w:t xml:space="preserve">Appendix B.1은</w:t>
+      </w:r>
+      <w:r>
+        <w:t xml:space="preserve"> </w:t>
+      </w:r>
+      <w:r>
+        <w:rPr>
+          <w:rStyle w:val="VerbatimChar"/>
+        </w:rPr>
+        <w:t xml:space="preserve">outputs/per_discipline_accuracy.md</w:t>
+      </w:r>
+      <w:r>
+        <w:t xml:space="preserve">에서 학제별 계산 정확도를 그대로 보고합니다 — piping 50/50, vessel 30/30, rotating 30/30, electrical 30/30, instrumentation 30/30, steel 25/25, civil 25/25 — 모두 1.0000이며 red-flag precision과 recall도 모든 학제에서 1.0000입니다. 이 균일한 정확도가 외부 ground-truth fidelity가 아닌 self-consistency를 측정한다는 caveat을 §8 Limitation 8로 명시적으로 표면화하여 over-read를 방지합니다.</w:t>
+      </w:r>
+    </w:p>
     <w:bookmarkEnd w:id="12"/>
     <w:bookmarkStart w:id="13" w:name="X1c18f32351f3c28fee897b8fcd871a861c1aac8"/>
     <w:p>
@@ -3011,6 +3041,176 @@
       </w:r>
       <w:r>
         <w:t xml:space="preserve">의 §8 Limitations 1 및 5.</w:t>
+      </w:r>
+    </w:p>
+    <w:p>
+      <w:pPr>
+        <w:pStyle w:val="BodyText"/>
+      </w:pPr>
+      <w:r>
+        <w:rPr>
+          <w:b/>
+          <w:bCs/>
+        </w:rPr>
+        <w:t xml:space="preserve">보충 (실플랜트 검증, 본 개정에서 추가).</w:t>
+      </w:r>
+      <w:r>
+        <w:t xml:space="preserve"> </w:t>
+      </w:r>
+      <w:r>
+        <w:t xml:space="preserve">합성 데이터만에 의존한다는 우려를 프레이밍 논리뿐 아니라 양성적 증거로도 다루기 위해, 원고에</w:t>
+      </w:r>
+      <w:r>
+        <w:t xml:space="preserve"> </w:t>
+      </w:r>
+      <w:r>
+        <w:rPr>
+          <w:b/>
+          <w:bCs/>
+        </w:rPr>
+        <w:t xml:space="preserve">Appendix A — Real-Plant Data-Sheet Validation (VES-REAL-001)</w:t>
+      </w:r>
+      <w:r>
+        <w:t xml:space="preserve"> </w:t>
+      </w:r>
+      <w:r>
+        <w:t xml:space="preserve">을 추가하였습니다. VES-REAL-001은 가동 중인 석유화학 프로젝트에서 가져온 익명화된 저온 플레어 KO 드럼(SA-240 304/304L, 0.343 MPa(g) + 완전진공, 190 °C / -190 °C, ID 5,000 mm, T-T 20,400 mm)이며, 발주처/시공사/라이선서/인명/위치/문서 ID 식별자는 모두 사전에 제거되었습니다. 미수정 파이프라인 실행 결과 +190 °C 측에서 결정론적 UG-27 지배 두께</w:t>
+      </w:r>
+      <w:r>
+        <w:t xml:space="preserve"> </w:t>
+      </w:r>
+      <w:r>
+        <w:rPr>
+          <w:b/>
+          <w:bCs/>
+        </w:rPr>
+        <w:t xml:space="preserve">7.237 mm</w:t>
+      </w:r>
+      <w:r>
+        <w:t xml:space="preserve"> </w:t>
+      </w:r>
+      <w:r>
+        <w:t xml:space="preserve">(엔진 신뢰도</w:t>
+      </w:r>
+      <w:r>
+        <w:t xml:space="preserve"> </w:t>
+      </w:r>
+      <w:r>
+        <w:rPr>
+          <w:rStyle w:val="VerbatimChar"/>
+        </w:rPr>
+        <w:t xml:space="preserve">medium</w:t>
+      </w:r>
+      <w:r>
+        <w:t xml:space="preserve">, red flag 없음)가 산출되고, 명세 충실 쿼리에 대한 KOSHA RAG 검색은 top-10에서</w:t>
+      </w:r>
+      <w:r>
+        <w:t xml:space="preserve"> </w:t>
+      </w:r>
+      <w:r>
+        <w:rPr>
+          <w:b/>
+          <w:bCs/>
+        </w:rPr>
+        <w:t xml:space="preserve">mandatory law_article 2건 + KOSHA 기술지침 8건</w:t>
+      </w:r>
+      <w:r>
+        <w:t xml:space="preserve">을 반환합니다(top-1 guidance:</w:t>
+      </w:r>
+      <w:r>
+        <w:t xml:space="preserve"> </w:t>
+      </w:r>
+      <w:r>
+        <w:rPr>
+          <w:rStyle w:val="VerbatimChar"/>
+        </w:rPr>
+        <w:t xml:space="preserve">M-111-2015</w:t>
+      </w:r>
+      <w:r>
+        <w:t xml:space="preserve"> </w:t>
+      </w:r>
+      <w:r>
+        <w:t xml:space="preserve">압력용기의 용접설계에 관한 기술지침; rank-2 mandatory: 안전검사 고시 제9조). 좁은 한국어 용어 프로브는 추가로</w:t>
+      </w:r>
+      <w:r>
+        <w:t xml:space="preserve"> </w:t>
+      </w:r>
+      <w:r>
+        <w:rPr>
+          <w:b/>
+          <w:bCs/>
+        </w:rPr>
+        <w:t xml:space="preserve">산업안전보건기준에 관한 규칙 제266조</w:t>
+      </w:r>
+      <w:r>
+        <w:t xml:space="preserve"> </w:t>
+      </w:r>
+      <w:r>
+        <w:t xml:space="preserve">(플레어·릴리프 라인 차단밸브 설치 금지)를 rank 5에서 표면화합니다. 전체 증거는</w:t>
+      </w:r>
+      <w:r>
+        <w:t xml:space="preserve"> </w:t>
+      </w:r>
+      <w:r>
+        <w:rPr>
+          <w:rStyle w:val="VerbatimChar"/>
+        </w:rPr>
+        <w:t xml:space="preserve">scripts/run_real_case_ves001_rag.py</w:t>
+      </w:r>
+      <w:r>
+        <w:t xml:space="preserve"> </w:t>
+      </w:r>
+      <w:r>
+        <w:t xml:space="preserve">→</w:t>
+      </w:r>
+      <w:r>
+        <w:t xml:space="preserve"> </w:t>
+      </w:r>
+      <w:r>
+        <w:rPr>
+          <w:rStyle w:val="VerbatimChar"/>
+        </w:rPr>
+        <w:t xml:space="preserve">outputs/real_case_ves001_rag.{json,md}</w:t>
+      </w:r>
+      <w:r>
+        <w:t xml:space="preserve"> </w:t>
+      </w:r>
+      <w:r>
+        <w:t xml:space="preserve">로 재현 가능합니다. 따라서 본 개정에서 우리는 본 프레임워크에 대해</w:t>
+      </w:r>
+      <w:r>
+        <w:t xml:space="preserve"> </w:t>
+      </w:r>
+      <w:r>
+        <w:rPr>
+          <w:b/>
+          <w:bCs/>
+        </w:rPr>
+        <w:t xml:space="preserve">합성 + 실데이터 이중 검증(synthetic + real-data dual validation)</w:t>
+      </w:r>
+      <w:r>
+        <w:t xml:space="preserve"> </w:t>
+      </w:r>
+      <w:r>
+        <w:t xml:space="preserve">을 주장할 수 있게 되었습니다. 실제 실패 결과에 대한 예측 검증은 여전히 미해결 향후 과제 항목으로 남습니다(§8 Limitation 1).</w:t>
+      </w:r>
+    </w:p>
+    <w:p>
+      <w:pPr>
+        <w:pStyle w:val="BodyText"/>
+      </w:pPr>
+      <w:r>
+        <w:rPr>
+          <w:i/>
+          <w:iCs/>
+        </w:rPr>
+        <w:t xml:space="preserve">독립 전문가 검증에 관하여:</w:t>
+      </w:r>
+      <w:r>
+        <w:t xml:space="preserve"> </w:t>
+      </w:r>
+      <w:r>
+        <w:t xml:space="preserve">주 저자는 12년 이상의 석유화학 EPC 경력을 가진 공정 플랜트 엔지니어이며, 계산 엔진 규칙과 케이스 구성은 해당 도메인 실무를 인코딩한 것입니다. 이를 독립 검증으로 주장하지 않으며 — 그것은 분리된 전문가 패널을 요구합니다 — §8 Limitation 7로 명시하고 외부 KOSHA PSM 감사관 대비 전향적 향후 연구 항목으로 문서화합니다.</w:t>
       </w:r>
     </w:p>
     <w:p>
@@ -4764,6 +4964,48 @@
       </w:r>
       <w:r>
         <w:t xml:space="preserve">; §8 Limitations 1 및 3.</w:t>
+      </w:r>
+    </w:p>
+    <w:p>
+      <w:pPr>
+        <w:pStyle w:val="BodyText"/>
+      </w:pPr>
+      <w:r>
+        <w:rPr>
+          <w:i/>
+          <w:iCs/>
+        </w:rPr>
+        <w:t xml:space="preserve">후기 보강 (개정 이후):</w:t>
+      </w:r>
+      <w:r>
+        <w:t xml:space="preserve"> </w:t>
+      </w:r>
+      <w:r>
+        <w:t xml:space="preserve">recall 분석을 K=10까지 확장했습니다 (Appendix B.2,</w:t>
+      </w:r>
+      <w:r>
+        <w:t xml:space="preserve"> </w:t>
+      </w:r>
+      <w:r>
+        <w:rPr>
+          <w:rStyle w:val="VerbatimChar"/>
+        </w:rPr>
+        <w:t xml:space="preserve">outputs/rag_retrieval_extended.md</w:t>
+      </w:r>
+      <w:r>
+        <w:t xml:space="preserve">). Enhanced FTS 곡선은 K=3부터 0.8621에서 포화하고, Plain FTS 곡선은 K∈{9, 10}에서 0.8012까지 계속 상승합니다; Enhanced − Plain 페어드 차이의 95% 부트스트랩 CI는 K∈{1, 2}에서만 0을 배제합니다. 또한 검색 실패 인벤토리 (Appendix B.4)를 공개하여 K=5 miss 모두를 두 진단 카테고리 중 하나로 태그합니다 — 7건 중 6건이</w:t>
+      </w:r>
+      <w:r>
+        <w:t xml:space="preserve"> </w:t>
+      </w:r>
+      <w:r>
+        <w:rPr>
+          <w:rStyle w:val="VerbatimChar"/>
+        </w:rPr>
+        <w:t xml:space="preserve">paraphrase_too_loose</w:t>
+      </w:r>
+      <w:r>
+        <w:t xml:space="preserve">에 해당 — 잔존하는 약점을 숨기지 않고 검사 가능하게 만들었습니다.</w:t>
       </w:r>
     </w:p>
     <w:bookmarkEnd w:id="18"/>

--- a/docs/publication/submissions/jlp_revision_2026-05-08/RESPONSE_TO_REVIEWERS_KO_v2.docx
+++ b/docs/publication/submissions/jlp_revision_2026-05-08/RESPONSE_TO_REVIEWERS_KO_v2.docx
@@ -93,7 +93,7 @@
         <w:t xml:space="preserve"> </w:t>
       </w:r>
       <w:r>
-        <w:t xml:space="preserve">2026-05-08</w:t>
+        <w:t xml:space="preserve">2026-05-10</w:t>
       </w:r>
     </w:p>
     <w:p>
